--- a/lab1/lab1.docx
+++ b/lab1/lab1.docx
@@ -166,127 +166,106 @@
           <w:b/>
           <w:sz w:val="32"/>
           <w:szCs w:val="24"/>
-        </w:rPr>
-      </w:pPr>
-    </w:p>
-    <w:p>
-      <w:pPr>
-        <w:jc w:val="center"/>
-        <w:rPr>
-          <w:rFonts w:ascii="Times New Roman" w:hAnsi="Times New Roman" w:cs="Times New Roman"/>
-          <w:sz w:val="28"/>
-        </w:rPr>
-      </w:pPr>
-      <w:r>
-        <w:rPr>
-          <w:rFonts w:ascii="Times New Roman" w:hAnsi="Times New Roman" w:cs="Times New Roman"/>
-          <w:sz w:val="28"/>
-        </w:rPr>
-        <w:t xml:space="preserve">на тему: «Знайомство з інтегрованим середовищем розробки програм </w:t>
-      </w:r>
-    </w:p>
-    <w:p>
-      <w:pPr>
-        <w:jc w:val="center"/>
-        <w:rPr>
-          <w:rFonts w:ascii="Times New Roman" w:hAnsi="Times New Roman" w:cs="Times New Roman"/>
-          <w:sz w:val="28"/>
-        </w:rPr>
-      </w:pPr>
-      <w:r>
-        <w:rPr>
-          <w:rFonts w:ascii="Times New Roman" w:hAnsi="Times New Roman" w:cs="Times New Roman"/>
-          <w:sz w:val="28"/>
-        </w:rPr>
-        <w:t xml:space="preserve">Microsoft </w:t>
-      </w:r>
-      <w:proofErr w:type="spellStart"/>
-      <w:r>
-        <w:rPr>
-          <w:rFonts w:ascii="Times New Roman" w:hAnsi="Times New Roman" w:cs="Times New Roman"/>
-          <w:sz w:val="28"/>
-        </w:rPr>
-        <w:t>Visual</w:t>
-      </w:r>
-      <w:proofErr w:type="spellEnd"/>
-      <w:r>
-        <w:rPr>
-          <w:rFonts w:ascii="Times New Roman" w:hAnsi="Times New Roman" w:cs="Times New Roman"/>
-          <w:sz w:val="28"/>
-        </w:rPr>
-        <w:t xml:space="preserve"> </w:t>
-      </w:r>
-      <w:proofErr w:type="spellStart"/>
-      <w:r>
-        <w:rPr>
-          <w:rFonts w:ascii="Times New Roman" w:hAnsi="Times New Roman" w:cs="Times New Roman"/>
-          <w:sz w:val="28"/>
-        </w:rPr>
-        <w:t>Studio</w:t>
-      </w:r>
-      <w:proofErr w:type="spellEnd"/>
-      <w:r>
-        <w:rPr>
-          <w:rFonts w:ascii="Times New Roman" w:hAnsi="Times New Roman" w:cs="Times New Roman"/>
-          <w:sz w:val="28"/>
-        </w:rPr>
-        <w:t xml:space="preserve"> та побудова блок-схем алгоритмів» </w:t>
-      </w:r>
-    </w:p>
-    <w:p>
-      <w:pPr>
-        <w:jc w:val="center"/>
-        <w:rPr>
-          <w:rFonts w:ascii="Times New Roman" w:hAnsi="Times New Roman" w:cs="Times New Roman"/>
-          <w:sz w:val="28"/>
-        </w:rPr>
-      </w:pPr>
-    </w:p>
-    <w:p>
-      <w:pPr>
-        <w:jc w:val="center"/>
-        <w:rPr>
-          <w:rFonts w:ascii="Times New Roman" w:hAnsi="Times New Roman" w:cs="Times New Roman"/>
-          <w:sz w:val="28"/>
-        </w:rPr>
-      </w:pPr>
-    </w:p>
-    <w:p>
-      <w:pPr>
-        <w:jc w:val="center"/>
-        <w:rPr>
-          <w:rFonts w:ascii="Times New Roman" w:hAnsi="Times New Roman" w:cs="Times New Roman"/>
-        </w:rPr>
-      </w:pPr>
-      <w:r>
-        <w:rPr>
-          <w:rFonts w:ascii="Times New Roman" w:hAnsi="Times New Roman" w:cs="Times New Roman"/>
-          <w:sz w:val="28"/>
-        </w:rPr>
-        <w:t xml:space="preserve">Виконав </w:t>
-      </w:r>
-      <w:proofErr w:type="spellStart"/>
-      <w:r>
-        <w:rPr>
-          <w:rFonts w:ascii="Times New Roman" w:hAnsi="Times New Roman" w:cs="Times New Roman"/>
-          <w:sz w:val="28"/>
-        </w:rPr>
-        <w:t>Фурдин</w:t>
-      </w:r>
-      <w:proofErr w:type="spellEnd"/>
-      <w:r>
-        <w:rPr>
-          <w:rFonts w:ascii="Times New Roman" w:hAnsi="Times New Roman" w:cs="Times New Roman"/>
-          <w:sz w:val="28"/>
-        </w:rPr>
-        <w:t xml:space="preserve"> П. Б</w:t>
-      </w:r>
-      <w:r>
-        <w:rPr>
-          <w:rFonts w:ascii="Times New Roman" w:hAnsi="Times New Roman" w:cs="Times New Roman"/>
-          <w:sz w:val="28"/>
-        </w:rPr>
-        <w:t>.</w:t>
+          <w:lang w:val="en-US"/>
+        </w:rPr>
+      </w:pPr>
+    </w:p>
+    <w:p>
+      <w:pPr>
+        <w:jc w:val="center"/>
+        <w:rPr>
+          <w:rFonts w:ascii="Times New Roman" w:hAnsi="Times New Roman" w:cs="Times New Roman"/>
+          <w:sz w:val="28"/>
+        </w:rPr>
+      </w:pPr>
+      <w:r>
+        <w:rPr>
+          <w:rFonts w:ascii="Times New Roman" w:hAnsi="Times New Roman" w:cs="Times New Roman"/>
+          <w:sz w:val="28"/>
+        </w:rPr>
+        <w:t xml:space="preserve">на тему: </w:t>
+      </w:r>
+      <w:r>
+        <w:rPr>
+          <w:rFonts w:ascii="Times New Roman" w:hAnsi="Times New Roman" w:cs="Times New Roman"/>
+          <w:sz w:val="28"/>
+          <w:lang w:val="en-US"/>
+        </w:rPr>
+        <w:t>“</w:t>
+      </w:r>
+      <w:r>
+        <w:rPr>
+          <w:rFonts w:ascii="Times New Roman" w:hAnsi="Times New Roman" w:cs="Times New Roman"/>
+          <w:sz w:val="28"/>
+        </w:rPr>
+        <w:t xml:space="preserve">Знайомство з інтегрованим середовищем розробки програм </w:t>
+      </w:r>
+    </w:p>
+    <w:p>
+      <w:pPr>
+        <w:jc w:val="center"/>
+        <w:rPr>
+          <w:rFonts w:ascii="Times New Roman" w:hAnsi="Times New Roman" w:cs="Times New Roman"/>
+          <w:sz w:val="28"/>
+          <w:lang w:val="en-US"/>
+        </w:rPr>
+      </w:pPr>
+      <w:r>
+        <w:rPr>
+          <w:rFonts w:ascii="Times New Roman" w:hAnsi="Times New Roman" w:cs="Times New Roman"/>
+          <w:sz w:val="28"/>
+        </w:rPr>
+        <w:t>Microsoft Visual Studio та</w:t>
+      </w:r>
+      <w:r>
+        <w:rPr>
+          <w:rFonts w:ascii="Times New Roman" w:hAnsi="Times New Roman" w:cs="Times New Roman"/>
+          <w:sz w:val="28"/>
+        </w:rPr>
+        <w:t xml:space="preserve"> побудова блок-схем алгоритмів</w:t>
+      </w:r>
+      <w:r>
+        <w:rPr>
+          <w:rFonts w:ascii="Times New Roman" w:hAnsi="Times New Roman" w:cs="Times New Roman"/>
+          <w:sz w:val="28"/>
+          <w:lang w:val="en-US"/>
+        </w:rPr>
+        <w:t>”</w:t>
+      </w:r>
+      <w:bookmarkStart w:id="0" w:name="_GoBack"/>
+      <w:bookmarkEnd w:id="0"/>
+    </w:p>
+    <w:p>
+      <w:pPr>
+        <w:jc w:val="center"/>
+        <w:rPr>
+          <w:rFonts w:ascii="Times New Roman" w:hAnsi="Times New Roman" w:cs="Times New Roman"/>
+          <w:sz w:val="28"/>
+        </w:rPr>
+      </w:pPr>
+    </w:p>
+    <w:p>
+      <w:pPr>
+        <w:jc w:val="center"/>
+        <w:rPr>
+          <w:rFonts w:ascii="Times New Roman" w:hAnsi="Times New Roman" w:cs="Times New Roman"/>
+          <w:sz w:val="28"/>
+        </w:rPr>
+      </w:pPr>
+    </w:p>
+    <w:p>
+      <w:pPr>
+        <w:jc w:val="center"/>
+        <w:rPr>
+          <w:rFonts w:ascii="Times New Roman" w:hAnsi="Times New Roman" w:cs="Times New Roman"/>
+        </w:rPr>
+      </w:pPr>
+      <w:r>
+        <w:rPr>
+          <w:rFonts w:ascii="Times New Roman" w:hAnsi="Times New Roman" w:cs="Times New Roman"/>
+          <w:sz w:val="28"/>
+        </w:rPr>
+        <w:t>Виконав Фурдин П. Б.</w:t>
       </w:r>
       <w:r>
         <w:rPr>
@@ -338,51 +317,15 @@
           <w:sz w:val="28"/>
           <w:szCs w:val="24"/>
         </w:rPr>
-        <w:t xml:space="preserve">Отримання початкові навички робота з середовищем розробки </w:t>
-      </w:r>
-      <w:proofErr w:type="spellStart"/>
-      <w:r>
-        <w:rPr>
-          <w:rFonts w:ascii="Times New Roman" w:hAnsi="Times New Roman" w:cs="Times New Roman"/>
-          <w:sz w:val="28"/>
-          <w:szCs w:val="24"/>
-        </w:rPr>
-        <w:t>Visua</w:t>
-      </w:r>
-      <w:r>
-        <w:rPr>
-          <w:rFonts w:ascii="Times New Roman" w:hAnsi="Times New Roman" w:cs="Times New Roman"/>
-          <w:sz w:val="28"/>
-          <w:szCs w:val="24"/>
-        </w:rPr>
-        <w:t>l</w:t>
-      </w:r>
-      <w:proofErr w:type="spellEnd"/>
-      <w:r>
-        <w:rPr>
-          <w:rFonts w:ascii="Times New Roman" w:hAnsi="Times New Roman" w:cs="Times New Roman"/>
-          <w:sz w:val="28"/>
-          <w:szCs w:val="24"/>
-        </w:rPr>
-        <w:t xml:space="preserve"> </w:t>
-      </w:r>
-      <w:proofErr w:type="spellStart"/>
-      <w:r>
-        <w:rPr>
-          <w:rFonts w:ascii="Times New Roman" w:hAnsi="Times New Roman" w:cs="Times New Roman"/>
-          <w:sz w:val="28"/>
-          <w:szCs w:val="24"/>
-        </w:rPr>
-        <w:t>Studio</w:t>
-      </w:r>
-      <w:proofErr w:type="spellEnd"/>
-      <w:r>
-        <w:rPr>
-          <w:rFonts w:ascii="Times New Roman" w:hAnsi="Times New Roman" w:cs="Times New Roman"/>
-          <w:sz w:val="28"/>
-          <w:szCs w:val="24"/>
-        </w:rPr>
-        <w:t xml:space="preserve"> та ознайомлення з правилами побудови блок-схем алгоритмів в Draw.IO</w:t>
+        <w:t>Отримання початкові навички робота з середовищем розробки Visua</w:t>
+      </w:r>
+      <w:r>
+        <w:rPr>
+          <w:rFonts w:ascii="Times New Roman" w:hAnsi="Times New Roman" w:cs="Times New Roman"/>
+          <w:sz w:val="28"/>
+          <w:szCs w:val="24"/>
+        </w:rPr>
+        <w:t>l Studio та ознайомлення з правилами побудови блок-схем алгоритмів в Draw.IO</w:t>
       </w:r>
     </w:p>
     <w:p>
@@ -429,58 +372,24 @@
           <w:sz w:val="28"/>
           <w:szCs w:val="24"/>
         </w:rPr>
-        <w:t xml:space="preserve">Створив чистого проекту в </w:t>
-      </w:r>
-      <w:proofErr w:type="spellStart"/>
-      <w:r>
-        <w:rPr>
-          <w:rFonts w:ascii="Times New Roman" w:hAnsi="Times New Roman" w:cs="Times New Roman"/>
-          <w:sz w:val="28"/>
-          <w:szCs w:val="24"/>
-        </w:rPr>
-        <w:t>Visual</w:t>
-      </w:r>
-      <w:proofErr w:type="spellEnd"/>
-      <w:r>
-        <w:rPr>
-          <w:rFonts w:ascii="Times New Roman" w:hAnsi="Times New Roman" w:cs="Times New Roman"/>
-          <w:sz w:val="28"/>
-          <w:szCs w:val="24"/>
-        </w:rPr>
-        <w:t xml:space="preserve"> </w:t>
-      </w:r>
-      <w:proofErr w:type="spellStart"/>
-      <w:r>
-        <w:rPr>
-          <w:rFonts w:ascii="Times New Roman" w:hAnsi="Times New Roman" w:cs="Times New Roman"/>
-          <w:sz w:val="28"/>
-          <w:szCs w:val="24"/>
-        </w:rPr>
-        <w:t>Studio</w:t>
-      </w:r>
-      <w:proofErr w:type="spellEnd"/>
-      <w:r>
-        <w:rPr>
-          <w:rFonts w:ascii="Times New Roman" w:hAnsi="Times New Roman" w:cs="Times New Roman"/>
-          <w:sz w:val="28"/>
-          <w:szCs w:val="24"/>
-        </w:rPr>
-        <w:t xml:space="preserve"> та через панель додав новий файлу “main.cpp”.</w:t>
-      </w:r>
-    </w:p>
-    <w:p>
-      <w:pPr>
-        <w:rPr>
-          <w:rFonts w:ascii="Times New Roman" w:hAnsi="Times New Roman" w:cs="Times New Roman"/>
-          <w:sz w:val="28"/>
-          <w:szCs w:val="24"/>
-        </w:rPr>
-      </w:pPr>
-      <w:r>
-        <w:rPr>
-          <w:rFonts w:ascii="Times New Roman" w:hAnsi="Times New Roman" w:cs="Times New Roman"/>
-          <w:sz w:val="28"/>
-          <w:szCs w:val="24"/>
+        <w:t>Створив чистого проекту в Visual Studio та через панель додав новий файлу “main.cpp”.</w:t>
+      </w:r>
+    </w:p>
+    <w:p>
+      <w:pPr>
+        <w:rPr>
+          <w:rFonts w:ascii="Times New Roman" w:hAnsi="Times New Roman" w:cs="Times New Roman"/>
+          <w:sz w:val="28"/>
+          <w:szCs w:val="24"/>
+        </w:rPr>
+      </w:pPr>
+      <w:r>
+        <w:rPr>
+          <w:rFonts w:ascii="Times New Roman" w:hAnsi="Times New Roman" w:cs="Times New Roman"/>
+          <w:noProof/>
+          <w:sz w:val="28"/>
+          <w:szCs w:val="24"/>
+          <w:lang w:eastAsia="uk-UA"/>
         </w:rPr>
         <w:drawing>
           <wp:inline distT="0" distB="0" distL="0" distR="0" wp14:anchorId="40884A07" wp14:editId="6F2F8C3E">
@@ -534,59 +443,25 @@
           <w:sz w:val="28"/>
           <w:szCs w:val="24"/>
         </w:rPr>
-        <w:t>Написав код за прикладом для виведення “</w:t>
-      </w:r>
-      <w:proofErr w:type="spellStart"/>
-      <w:r>
-        <w:rPr>
-          <w:rFonts w:ascii="Times New Roman" w:hAnsi="Times New Roman" w:cs="Times New Roman"/>
-          <w:sz w:val="28"/>
-          <w:szCs w:val="24"/>
-        </w:rPr>
-        <w:t>Hello</w:t>
-      </w:r>
-      <w:proofErr w:type="spellEnd"/>
-      <w:r>
-        <w:rPr>
-          <w:rFonts w:ascii="Times New Roman" w:hAnsi="Times New Roman" w:cs="Times New Roman"/>
-          <w:sz w:val="28"/>
-          <w:szCs w:val="24"/>
-        </w:rPr>
-        <w:t xml:space="preserve">, </w:t>
-      </w:r>
-      <w:proofErr w:type="spellStart"/>
-      <w:r>
-        <w:rPr>
-          <w:rFonts w:ascii="Times New Roman" w:hAnsi="Times New Roman" w:cs="Times New Roman"/>
-          <w:sz w:val="28"/>
-          <w:szCs w:val="24"/>
-        </w:rPr>
-        <w:t>World</w:t>
-      </w:r>
-      <w:proofErr w:type="spellEnd"/>
-      <w:r>
-        <w:rPr>
-          <w:rFonts w:ascii="Times New Roman" w:hAnsi="Times New Roman" w:cs="Times New Roman"/>
-          <w:sz w:val="28"/>
-          <w:szCs w:val="24"/>
-        </w:rPr>
-        <w:t>!”</w:t>
-      </w:r>
-    </w:p>
-    <w:p>
-      <w:pPr>
-        <w:jc w:val="center"/>
-        <w:rPr>
-          <w:rFonts w:ascii="Times New Roman" w:hAnsi="Times New Roman" w:cs="Times New Roman"/>
-          <w:sz w:val="28"/>
-          <w:szCs w:val="24"/>
-        </w:rPr>
-      </w:pPr>
-      <w:r>
-        <w:rPr>
-          <w:rFonts w:ascii="Times New Roman" w:hAnsi="Times New Roman" w:cs="Times New Roman"/>
-          <w:sz w:val="28"/>
-          <w:szCs w:val="24"/>
+        <w:t>Написав код за прикладом для виведення “Hello, World!”</w:t>
+      </w:r>
+    </w:p>
+    <w:p>
+      <w:pPr>
+        <w:jc w:val="center"/>
+        <w:rPr>
+          <w:rFonts w:ascii="Times New Roman" w:hAnsi="Times New Roman" w:cs="Times New Roman"/>
+          <w:sz w:val="28"/>
+          <w:szCs w:val="24"/>
+        </w:rPr>
+      </w:pPr>
+      <w:r>
+        <w:rPr>
+          <w:rFonts w:ascii="Times New Roman" w:hAnsi="Times New Roman" w:cs="Times New Roman"/>
+          <w:noProof/>
+          <w:sz w:val="28"/>
+          <w:szCs w:val="24"/>
+          <w:lang w:eastAsia="uk-UA"/>
         </w:rPr>
         <w:drawing>
           <wp:inline distT="0" distB="0" distL="0" distR="0" wp14:anchorId="6C14EFC5" wp14:editId="7D9F6462">
@@ -653,8 +528,10 @@
       <w:r>
         <w:rPr>
           <w:rFonts w:ascii="Times New Roman" w:hAnsi="Times New Roman" w:cs="Times New Roman"/>
-          <w:sz w:val="28"/>
-          <w:szCs w:val="24"/>
+          <w:noProof/>
+          <w:sz w:val="28"/>
+          <w:szCs w:val="24"/>
+          <w:lang w:eastAsia="uk-UA"/>
         </w:rPr>
         <w:drawing>
           <wp:inline distT="0" distB="0" distL="0" distR="0" wp14:anchorId="68021A41" wp14:editId="6E04E5BA">
@@ -825,8 +702,10 @@
       <w:r>
         <w:rPr>
           <w:rFonts w:ascii="Times New Roman" w:hAnsi="Times New Roman" w:cs="Times New Roman"/>
-          <w:sz w:val="28"/>
-          <w:szCs w:val="28"/>
+          <w:noProof/>
+          <w:sz w:val="28"/>
+          <w:szCs w:val="28"/>
+          <w:lang w:eastAsia="uk-UA"/>
         </w:rPr>
         <w:drawing>
           <wp:inline distT="0" distB="0" distL="0" distR="0" wp14:anchorId="3D6016AC" wp14:editId="0596C970">
@@ -1073,9 +952,10 @@
       <w:r>
         <w:rPr>
           <w:rFonts w:ascii="Times New Roman" w:hAnsi="Times New Roman" w:cs="Times New Roman"/>
-          <w:sz w:val="28"/>
-          <w:szCs w:val="28"/>
-          <w:lang w:val="en-US"/>
+          <w:noProof/>
+          <w:sz w:val="28"/>
+          <w:szCs w:val="28"/>
+          <w:lang w:eastAsia="uk-UA"/>
         </w:rPr>
         <w:drawing>
           <wp:inline distT="0" distB="0" distL="0" distR="0" wp14:anchorId="21DB80C7" wp14:editId="7CE80D8F">
@@ -1119,8 +999,6 @@
           </wp:inline>
         </w:drawing>
       </w:r>
-      <w:bookmarkStart w:id="0" w:name="_GoBack"/>
-      <w:bookmarkEnd w:id="0"/>
     </w:p>
     <w:p>
       <w:pPr>
@@ -1172,8 +1050,10 @@
       <w:r>
         <w:rPr>
           <w:rFonts w:ascii="Times New Roman" w:hAnsi="Times New Roman" w:cs="Times New Roman"/>
-          <w:sz w:val="28"/>
-          <w:szCs w:val="28"/>
+          <w:noProof/>
+          <w:sz w:val="28"/>
+          <w:szCs w:val="28"/>
+          <w:lang w:eastAsia="uk-UA"/>
         </w:rPr>
         <w:drawing>
           <wp:inline distT="0" distB="0" distL="0" distR="0" wp14:anchorId="037AAD51" wp14:editId="1457B91F">
@@ -1225,9 +1105,10 @@
       <w:r>
         <w:rPr>
           <w:rFonts w:ascii="Times New Roman" w:hAnsi="Times New Roman" w:cs="Times New Roman"/>
-          <w:sz w:val="28"/>
-          <w:szCs w:val="28"/>
-          <w:lang w:val="en-US"/>
+          <w:noProof/>
+          <w:sz w:val="28"/>
+          <w:szCs w:val="28"/>
+          <w:lang w:eastAsia="uk-UA"/>
         </w:rPr>
         <w:drawing>
           <wp:inline distT="0" distB="0" distL="0" distR="0" wp14:anchorId="47B914CC" wp14:editId="225FAC0E">
@@ -1306,9 +1187,10 @@
       <w:r>
         <w:rPr>
           <w:rFonts w:ascii="Times New Roman" w:hAnsi="Times New Roman" w:cs="Times New Roman"/>
-          <w:sz w:val="28"/>
-          <w:szCs w:val="28"/>
-          <w:lang w:val="en-US"/>
+          <w:noProof/>
+          <w:sz w:val="28"/>
+          <w:szCs w:val="28"/>
+          <w:lang w:eastAsia="uk-UA"/>
         </w:rPr>
         <w:drawing>
           <wp:inline distT="0" distB="0" distL="0" distR="0" wp14:anchorId="5C992935" wp14:editId="68B6D5B1">
